--- a/6. Performance Testing/Tableau .docx
+++ b/6. Performance Testing/Tableau .docx
@@ -119,17 +119,13 @@
           <w:tcPr/>
           <w:p>
             <w:pPr>
-              <w:spacing w:line="240" w:lineRule="auto"/>
-              <w:rPr>
-                <w:rFonts w:ascii="Calibri" w:cs="Calibri" w:eastAsia="Calibri" w:hAnsi="Calibri"/>
-              </w:rPr>
-            </w:pPr>
-            <w:r>
-              <w:rPr>
-                <w:rFonts w:ascii="Calibri" w:cs="Calibri" w:eastAsia="Calibri" w:hAnsi="Calibri"/>
-                <w:rtl w:val="0"/>
-              </w:rPr>
-              <w:t xml:space="preserve">10 February 2026</w:t>
+              <w:rPr/>
+            </w:pPr>
+            <w:r>
+              <w:rPr>
+                <w:rtl w:val="0"/>
+              </w:rPr>
+              <w:t xml:space="preserve">24 October 2026</w:t>
             </w:r>
           </w:p>
         </w:tc>
@@ -161,17 +157,13 @@
           <w:tcPr/>
           <w:p>
             <w:pPr>
-              <w:spacing w:line="240" w:lineRule="auto"/>
-              <w:rPr>
-                <w:rFonts w:ascii="Calibri" w:cs="Calibri" w:eastAsia="Calibri" w:hAnsi="Calibri"/>
-              </w:rPr>
-            </w:pPr>
-            <w:r>
-              <w:rPr>
-                <w:rFonts w:ascii="Calibri" w:cs="Calibri" w:eastAsia="Calibri" w:hAnsi="Calibri"/>
-                <w:rtl w:val="0"/>
-              </w:rPr>
-              <w:t xml:space="preserve">PNT2022TMIDxxxxxx</w:t>
+              <w:rPr/>
+            </w:pPr>
+            <w:r>
+              <w:rPr>
+                <w:rtl w:val="0"/>
+              </w:rPr>
+              <w:t xml:space="preserve">EN25CS3010138</w:t>
             </w:r>
           </w:p>
         </w:tc>
@@ -203,17 +195,20 @@
           <w:tcPr/>
           <w:p>
             <w:pPr>
-              <w:spacing w:line="240" w:lineRule="auto"/>
-              <w:rPr>
-                <w:rFonts w:ascii="Calibri" w:cs="Calibri" w:eastAsia="Calibri" w:hAnsi="Calibri"/>
-              </w:rPr>
-            </w:pPr>
-            <w:r>
-              <w:rPr>
-                <w:rFonts w:ascii="Calibri" w:cs="Calibri" w:eastAsia="Calibri" w:hAnsi="Calibri"/>
-                <w:rtl w:val="0"/>
-              </w:rPr>
-              <w:t xml:space="preserve">Project - xxx</w:t>
+              <w:rPr/>
+            </w:pPr>
+            <w:r>
+              <w:rPr>
+                <w:rFonts w:ascii="Calibri" w:cs="Calibri" w:eastAsia="Calibri" w:hAnsi="Calibri"/>
+                <w:color w:val="0a0a0a"/>
+                <w:rtl w:val="0"/>
+              </w:rPr>
+              <w:t xml:space="preserve">Electric Vehicle Market Performance &amp; Insights</w:t>
+            </w:r>
+            <w:r>
+              <w:rPr>
+                <w:rtl w:val="0"/>
+              </w:rPr>
             </w:r>
           </w:p>
         </w:tc>
@@ -861,12 +856,12 @@
           <wp:extent cx="1376363" cy="589870"/>
           <wp:effectExtent b="0" l="0" r="0" t="0"/>
           <wp:wrapNone/>
-          <wp:docPr id="2" name="image2.png"/>
+          <wp:docPr id="3" name="image1.png"/>
           <a:graphic>
             <a:graphicData uri="http://schemas.openxmlformats.org/drawingml/2006/picture">
               <pic:pic>
                 <pic:nvPicPr>
-                  <pic:cNvPr id="0" name="image2.png"/>
+                  <pic:cNvPr id="0" name="image1.png"/>
                   <pic:cNvPicPr preferRelativeResize="0"/>
                 </pic:nvPicPr>
                 <pic:blipFill>
@@ -904,12 +899,12 @@
           <wp:extent cx="864691" cy="395288"/>
           <wp:effectExtent b="0" l="0" r="0" t="0"/>
           <wp:wrapNone/>
-          <wp:docPr id="1" name="image1.png"/>
+          <wp:docPr id="4" name="image2.png"/>
           <a:graphic>
             <a:graphicData uri="http://schemas.openxmlformats.org/drawingml/2006/picture">
               <pic:pic>
                 <pic:nvPicPr>
-                  <pic:cNvPr id="0" name="image1.png"/>
+                  <pic:cNvPr id="0" name="image2.png"/>
                   <pic:cNvPicPr preferRelativeResize="0"/>
                 </pic:nvPicPr>
                 <pic:blipFill>
@@ -951,7 +946,7 @@
       <w:lvlText w:val="%1."/>
       <w:lvlJc w:val="left"/>
       <w:pPr>
-        <w:ind w:left="644" w:hanging="359.9999999999996"/>
+        <w:ind w:left="644" w:hanging="359.99999999999955"/>
       </w:pPr>
       <w:rPr/>
     </w:lvl>
@@ -1202,9 +1197,23 @@
   <w:style w:type="paragraph" w:styleId="Normal" w:default="1">
     <w:name w:val="normal"/>
   </w:style>
+  <w:style w:type="table" w:styleId="TableNormal" w:default="1">
+    <w:name w:val="TableNormal"/>
+    <w:tblPr>
+      <w:tblCellMar>
+        <w:top w:w="100.0" w:type="dxa"/>
+        <w:left w:w="100.0" w:type="dxa"/>
+        <w:bottom w:w="100.0" w:type="dxa"/>
+        <w:right w:w="100.0" w:type="dxa"/>
+      </w:tblCellMar>
+    </w:tblPr>
+  </w:style>
   <w:style w:type="paragraph" w:styleId="Normal" w:default="1">
     <w:name w:val="normal"/>
   </w:style>
+  <w:style w:type="paragraph" w:styleId="Normal" w:default="1">
+    <w:name w:val="normal"/>
+  </w:style>
   <w:style w:type="table" w:styleId="TableNormal" w:default="1">
     <w:name w:val="TableNormal"/>
   </w:style>
@@ -1225,6 +1234,38 @@
   </w:style>
   <w:style w:type="table" w:styleId="TableNormal" w:default="1">
     <w:name w:val="Table Normal"/>
+  </w:style>
+  <w:style w:type="table" w:styleId="Table1">
+    <w:basedOn w:val="TableNormal"/>
+    <w:pPr>
+      <w:spacing w:after="0" w:line="240" w:lineRule="auto"/>
+    </w:pPr>
+    <w:tblPr>
+      <w:tblStyleRowBandSize w:val="1"/>
+      <w:tblStyleColBandSize w:val="1"/>
+      <w:tblCellMar>
+        <w:top w:w="0.0" w:type="dxa"/>
+        <w:left w:w="108.0" w:type="dxa"/>
+        <w:bottom w:w="0.0" w:type="dxa"/>
+        <w:right w:w="108.0" w:type="dxa"/>
+      </w:tblCellMar>
+    </w:tblPr>
+  </w:style>
+  <w:style w:type="table" w:styleId="Table2">
+    <w:basedOn w:val="TableNormal"/>
+    <w:pPr>
+      <w:spacing w:after="0" w:line="240" w:lineRule="auto"/>
+    </w:pPr>
+    <w:tblPr>
+      <w:tblStyleRowBandSize w:val="1"/>
+      <w:tblStyleColBandSize w:val="1"/>
+      <w:tblCellMar>
+        <w:top w:w="0.0" w:type="dxa"/>
+        <w:left w:w="108.0" w:type="dxa"/>
+        <w:bottom w:w="0.0" w:type="dxa"/>
+        <w:right w:w="108.0" w:type="dxa"/>
+      </w:tblCellMar>
+    </w:tblPr>
   </w:style>
   <w:style w:type="table" w:styleId="Table1">
     <w:basedOn w:val="TableNormal"/>
@@ -1762,7 +1803,7 @@
 
 <file path=customXML/item1.xml><?xml version="1.0" encoding="utf-8"?>
 <go:gDocsCustomXmlDataStorage xmlns:go="http://customooxmlschemas.google.com/" xmlns:r="http://schemas.openxmlformats.org/officeDocument/2006/relationships" uri="GoogleDocsCustomDataVersion2">
-  <go:docsCustomData xmlns:go="http://customooxmlschemas.google.com/" roundtripDataSignature="AMtx7mhq9MVufDLb9bQ/dgIzKU851J7Bgw==">CgMxLjA4AHIhMURSNERybmtaV2RXSjBKZ3hMc2hyeWxYVnl1X08wU3Vo</go:docsCustomData>
+  <go:docsCustomData xmlns:go="http://customooxmlschemas.google.com/" roundtripDataSignature="AMtx7mgyqIoBrAzCA9NAhRNEqscdPGD2uQ==">CgMxLjA4AHIhMTVqc1BBcVQ1b0YzY0xleWpFSm5tSHJqeUFaazRBa2ky</go:docsCustomData>
 </go:gDocsCustomXmlDataStorage>
 </file>
 
